--- a/press/downloads/en/BiSi_PressRelease_EN.docx
+++ b/press/downloads/en/BiSi_PressRelease_EN.docx
@@ -236,7 +236,7 @@
     </w:p>
     <w:p>
       <w:r>
-        <w:t>Fact sheet, founder story, screenshots in four languages, app icon and logo are available for download. A promo video will follow. Editors can request review access; for a meaningful test we recommend at least 3 devices.</w:t>
+        <w:t>Fact sheet, founder story, screenshots and the promo video (16:9 and 9:16) in four languages, plus app icon and logo, are available for download at www.buzzitsay.it/press. Editors can request review access; for a meaningful test we recommend at least 3 devices.</w:t>
       </w:r>
     </w:p>
     <w:p>
@@ -248,6 +248,19 @@
       </w:r>
       <w:r>
         <w:t>Martin Bechtold · hello@buzzitsay.it · www.buzzitsay.it</w:t>
+      </w:r>
+    </w:p>
+    <w:p>
+      <w:pPr>
+        <w:pStyle w:val="Heading3"/>
+      </w:pPr>
+      <w:r>
+        <w:t>Also by Martin Bechtold</w:t>
+      </w:r>
+    </w:p>
+    <w:p>
+      <w:r>
+        <w:t>PantoMeGo is a charades app for families and children on iPhone and iPad. Three difficulty levels – Bambini (ages 3–5), Explorer (ages 6–8) and Pros (9+) –, five categories and four languages make it accessible for all ages. No internet needed, no ads, no tracking. The phone just shows the word – the game is played with body language, facial expressions and lots of laughter. www.pantomego.app</w:t>
       </w:r>
     </w:p>
     <w:p>

--- a/press/downloads/en/BiSi_PressRelease_EN.docx
+++ b/press/downloads/en/BiSi_PressRelease_EN.docx
@@ -231,12 +231,12 @@
         <w:pStyle w:val="Heading2"/>
       </w:pPr>
       <w:r>
-        <w:t>Press assets and review access</w:t>
+        <w:t>Press assets and TestFlight access</w:t>
       </w:r>
     </w:p>
     <w:p>
       <w:r>
-        <w:t>Fact sheet, founder story, screenshots and the promo video (16:9 and 9:16) in four languages, plus app icon and logo, are available for download at www.buzzitsay.it/press. Editors can request review access; for a meaningful test we recommend at least 3 devices.</w:t>
+        <w:t>Fact sheet, founder story, screenshots and the promo video (16:9 and 9:16) in four languages, plus app icon and logo, are available for download at www.buzzitsay.it/press. Editors can test BiSi (version 45) directly via TestFlight: https://testflight.apple.com/join/yANVqwV1 – for a meaningful test we recommend at least 3 devices.</w:t>
       </w:r>
     </w:p>
     <w:p>
